--- a/Template/Procurement/9. ใบสั่งจ้าง.docx
+++ b/Template/Procurement/9. ใบสั่งจ้าง.docx
@@ -1133,46 +1133,12 @@
                   </w:r>
                   <w:r>
                     <w:rPr>
-                      <w:rFonts w:ascii="TH SarabunIT๙" w:eastAsia="Times New Roman" w:hAnsi="TH SarabunIT๙" w:cs="TH SarabunIT๙"/>
-                      <w:sz w:val="32"/>
-                      <w:szCs w:val="32"/>
-                    </w:rPr>
-                    <w:t>27</w:t>
-                  </w:r>
-                  <w:r>
-                    <w:rPr>
                       <w:rFonts w:ascii="TH SarabunIT๙" w:eastAsia="Times New Roman" w:hAnsi="TH SarabunIT๙" w:cs="TH SarabunIT๙" w:hint="cs"/>
                       <w:sz w:val="32"/>
                       <w:szCs w:val="32"/>
                       <w:cs/>
                     </w:rPr>
-                    <w:t xml:space="preserve"> </w:t>
-                  </w:r>
-                  <w:r>
-                    <w:rPr>
-                      <w:rFonts w:ascii="TH SarabunIT๙" w:eastAsia="Times New Roman" w:hAnsi="TH SarabunIT๙" w:cs="TH SarabunIT๙" w:hint="cs"/>
-                      <w:sz w:val="32"/>
-                      <w:szCs w:val="32"/>
-                      <w:cs/>
-                    </w:rPr>
-                    <w:t>กุมภาพันธ์</w:t>
-                  </w:r>
-                  <w:r>
-                    <w:rPr>
-                      <w:rFonts w:ascii="TH SarabunIT๙" w:eastAsia="Times New Roman" w:hAnsi="TH SarabunIT๙" w:cs="TH SarabunIT๙" w:hint="cs"/>
-                      <w:sz w:val="32"/>
-                      <w:szCs w:val="32"/>
-                      <w:cs/>
-                    </w:rPr>
-                    <w:t xml:space="preserve"> </w:t>
-                  </w:r>
-                  <w:r>
-                    <w:rPr>
-                      <w:rFonts w:ascii="TH SarabunIT๙" w:eastAsia="Times New Roman" w:hAnsi="TH SarabunIT๙" w:cs="TH SarabunIT๙"/>
-                      <w:sz w:val="32"/>
-                      <w:szCs w:val="32"/>
-                    </w:rPr>
-                    <w:t>2569</w:t>
+                    <w:t>.......................................</w:t>
                   </w:r>
                 </w:p>
               </w:tc>
@@ -4271,8 +4237,20 @@
                                       <w:szCs w:val="32"/>
                                       <w:cs/>
                                     </w:rPr>
-                                    <w:t>คำนำหน้าผอ</w:t>
+                                    <w:t>คำนำหน้า</w:t>
                                   </w:r>
+                                  <w:proofErr w:type="spellStart"/>
+                                  <w:r>
+                                    <w:rPr>
+                                      <w:rFonts w:ascii="TH SarabunIT๙" w:hAnsi="TH SarabunIT๙" w:cs="TH SarabunIT๙" w:hint="cs"/>
+                                      <w:spacing w:val="-10"/>
+                                      <w:sz w:val="32"/>
+                                      <w:szCs w:val="32"/>
+                                      <w:cs/>
+                                    </w:rPr>
+                                    <w:t>ผอ</w:t>
+                                  </w:r>
+                                  <w:proofErr w:type="spellEnd"/>
                                   <w:r>
                                     <w:rPr>
                                       <w:rFonts w:ascii="TH SarabunIT๙" w:hAnsi="TH SarabunIT๙" w:cs="TH SarabunIT๙"/>
@@ -4290,8 +4268,20 @@
                                       <w:szCs w:val="32"/>
                                       <w:cs/>
                                     </w:rPr>
-                                    <w:t>ชื่อผอ</w:t>
+                                    <w:t>ชื่อ</w:t>
                                   </w:r>
+                                  <w:proofErr w:type="spellStart"/>
+                                  <w:r>
+                                    <w:rPr>
+                                      <w:rFonts w:ascii="TH SarabunIT๙" w:hAnsi="TH SarabunIT๙" w:cs="TH SarabunIT๙" w:hint="cs"/>
+                                      <w:spacing w:val="-10"/>
+                                      <w:sz w:val="32"/>
+                                      <w:szCs w:val="32"/>
+                                      <w:cs/>
+                                    </w:rPr>
+                                    <w:t>ผอ</w:t>
+                                  </w:r>
+                                  <w:proofErr w:type="spellEnd"/>
                                   <w:r>
                                     <w:rPr>
                                       <w:rFonts w:ascii="TH SarabunIT๙" w:hAnsi="TH SarabunIT๙" w:cs="TH SarabunIT๙"/>
@@ -4328,8 +4318,20 @@
                                       <w:szCs w:val="32"/>
                                       <w:cs/>
                                     </w:rPr>
-                                    <w:t>นามสกุลผอ</w:t>
+                                    <w:t>นามสกุล</w:t>
                                   </w:r>
+                                  <w:proofErr w:type="spellStart"/>
+                                  <w:r>
+                                    <w:rPr>
+                                      <w:rFonts w:ascii="TH SarabunIT๙" w:hAnsi="TH SarabunIT๙" w:cs="TH SarabunIT๙" w:hint="cs"/>
+                                      <w:spacing w:val="-10"/>
+                                      <w:sz w:val="32"/>
+                                      <w:szCs w:val="32"/>
+                                      <w:cs/>
+                                    </w:rPr>
+                                    <w:t>ผอ</w:t>
+                                  </w:r>
+                                  <w:proofErr w:type="spellEnd"/>
                                   <w:r>
                                     <w:rPr>
                                       <w:rFonts w:ascii="TH SarabunIT๙" w:hAnsi="TH SarabunIT๙" w:cs="TH SarabunIT๙"/>

--- a/Template/Procurement/9. ใบสั่งจ้าง.docx
+++ b/Template/Procurement/9. ใบสั่งจ้าง.docx
@@ -1549,6 +1549,15 @@
                 <w:szCs w:val="32"/>
               </w:rPr>
               <w:t>}</w:t>
+            </w:r>
+            <w:r>
+              <w:rPr>
+                <w:rFonts w:ascii="TH SarabunIT๙" w:eastAsia="Times New Roman" w:hAnsi="TH SarabunIT๙" w:cs="TH SarabunIT๙" w:hint="cs"/>
+                <w:sz w:val="32"/>
+                <w:szCs w:val="32"/>
+                <w:cs/>
+              </w:rPr>
+              <w:t xml:space="preserve"> </w:t>
             </w:r>
             <w:r>
               <w:rPr>
@@ -4106,15 +4115,15 @@
               <mc:AlternateContent>
                 <mc:Choice Requires="wps">
                   <w:drawing>
-                    <wp:anchor distT="45720" distB="45720" distL="114300" distR="114300" simplePos="0" relativeHeight="251660288" behindDoc="0" locked="0" layoutInCell="1" allowOverlap="1" wp14:anchorId="2E375812" wp14:editId="45A56ADE">
+                    <wp:anchor distT="45720" distB="45720" distL="114300" distR="114300" simplePos="0" relativeHeight="251660288" behindDoc="0" locked="0" layoutInCell="1" allowOverlap="1" wp14:anchorId="2E375812" wp14:editId="001C2036">
                       <wp:simplePos x="0" y="0"/>
                       <wp:positionH relativeFrom="column">
                         <wp:posOffset>2387600</wp:posOffset>
                       </wp:positionH>
                       <wp:positionV relativeFrom="paragraph">
-                        <wp:posOffset>219710</wp:posOffset>
+                        <wp:posOffset>210820</wp:posOffset>
                       </wp:positionV>
-                      <wp:extent cx="4279900" cy="1162050"/>
+                      <wp:extent cx="4279900" cy="1447800"/>
                       <wp:effectExtent l="0" t="0" r="0" b="0"/>
                       <wp:wrapNone/>
                       <wp:docPr id="387882832" name="Text Box 1"/>
@@ -4130,7 +4139,7 @@
                             <wps:spPr bwMode="auto">
                               <a:xfrm>
                                 <a:off x="0" y="0"/>
-                                <a:ext cx="4279900" cy="1162050"/>
+                                <a:ext cx="4279900" cy="1447800"/>
                               </a:xfrm>
                               <a:prstGeom prst="rect">
                                 <a:avLst/>
@@ -4446,7 +4455,7 @@
                       <v:stroke joinstyle="miter"/>
                       <v:path gradientshapeok="t" o:connecttype="rect"/>
                     </v:shapetype>
-                    <v:shape id="Text Box 1" o:spid="_x0000_s1026" type="#_x0000_t202" style="position:absolute;margin-left:188pt;margin-top:17.3pt;width:337pt;height:91.5pt;z-index:251660288;visibility:visible;mso-wrap-style:square;mso-width-percent:0;mso-height-percent:0;mso-wrap-distance-left:9pt;mso-wrap-distance-top:3.6pt;mso-wrap-distance-right:9pt;mso-wrap-distance-bottom:3.6pt;mso-position-horizontal:absolute;mso-position-horizontal-relative:text;mso-position-vertical:absolute;mso-position-vertical-relative:text;mso-width-percent:0;mso-height-percent:0;mso-width-relative:margin;mso-height-relative:margin;v-text-anchor:top" o:gfxdata="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" filled="f" stroked="f">
+                    <v:shape id="Text Box 1" o:spid="_x0000_s1026" type="#_x0000_t202" style="position:absolute;margin-left:188pt;margin-top:16.6pt;width:337pt;height:114pt;z-index:251660288;visibility:visible;mso-wrap-style:square;mso-width-percent:0;mso-height-percent:0;mso-wrap-distance-left:9pt;mso-wrap-distance-top:3.6pt;mso-wrap-distance-right:9pt;mso-wrap-distance-bottom:3.6pt;mso-position-horizontal:absolute;mso-position-horizontal-relative:text;mso-position-vertical:absolute;mso-position-vertical-relative:text;mso-width-percent:0;mso-height-percent:0;mso-width-relative:margin;mso-height-relative:margin;v-text-anchor:top" o:gfxdata="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" filled="f" stroked="f">
                       <v:textbox>
                         <w:txbxContent>
                           <w:p>
@@ -5390,6 +5399,16 @@
                 <w:cs/>
               </w:rPr>
               <w:t>หมายเหตุ  วงเงินตามใบสั่ง</w:t>
+            </w:r>
+            <w:r>
+              <w:rPr>
+                <w:rFonts w:ascii="TH SarabunIT๙" w:eastAsia="Times New Roman" w:hAnsi="TH SarabunIT๙" w:cs="TH SarabunIT๙" w:hint="cs"/>
+                <w:color w:val="000000" w:themeColor="text1"/>
+                <w:sz w:val="32"/>
+                <w:szCs w:val="32"/>
+                <w:cs/>
+              </w:rPr>
+              <w:t xml:space="preserve">จ้าง </w:t>
             </w:r>
             <w:r>
               <w:rPr>
